--- a/blog/docx/13-algorithmes-enfants-attention.docx
+++ b/blog/docx/13-algorithmes-enfants-attention.docx
@@ -4,659 +4,761 @@
   <w:body>
     <w:tbl>
       <w:tblPr>
-        <w:tblStyle w:val="Table"/>
-        <w:tblW w:type="pct" w:w="5000"/>
+        <w:tblW w:type="auto" w:w="0"/>
         <w:tblLayout w:type="fixed"/>
-        <w:tblLook w:firstRow="1" w:lastRow="0" w:firstColumn="0" w:lastColumn="0" w:noHBand="0" w:noVBand="0" w:val="0020"/>
+        <w:tblLook w:firstColumn="1" w:firstRow="1" w:lastColumn="0" w:lastRow="0" w:noHBand="0" w:noVBand="1" w:val="04A0"/>
+        <w:tblBorders>
+          <w:top w:val="single" w:sz="4" w:color="D9D9D9"/>
+          <w:left w:val="single" w:sz="4" w:color="D9D9D9"/>
+          <w:bottom w:val="single" w:sz="4" w:color="D9D9D9"/>
+          <w:right w:val="single" w:sz="4" w:color="D9D9D9"/>
+          <w:insideH w:val="single" w:sz="4" w:color="D9D9D9"/>
+          <w:insideV w:val="single" w:sz="4" w:color="D9D9D9"/>
+        </w:tblBorders>
       </w:tblPr>
       <w:tblGrid>
-        <w:gridCol w:w="3960"/>
-        <w:gridCol w:w="3960"/>
+        <w:gridCol w:w="1656"/>
+        <w:gridCol w:w="8136"/>
       </w:tblGrid>
       <w:tr>
         <w:trPr>
-          <w:tblHeader w:val="on"/>
+          <w:cantSplit/>
+          <w:tblHeader/>
         </w:trPr>
         <w:tc>
-          <w:tcPr/>
+          <w:tcPr>
+            <w:tcW w:type="dxa" w:w="1656"/>
+            <w:vAlign w:val="center"/>
+            <w:shd w:fill="243746"/>
+            <w:tcMar>
+              <w:top w:w="90" w:type="dxa"/>
+              <w:left w:w="90" w:type="dxa"/>
+              <w:bottom w:w="90" w:type="dxa"/>
+              <w:right w:w="90" w:type="dxa"/>
+            </w:tcMar>
+          </w:tcPr>
           <w:p>
             <w:pPr>
-              <w:pStyle w:val="Compact"/>
+              <w:spacing w:after="40" w:before="40"/>
             </w:pPr>
             <w:r>
-              <w:t xml:space="preserve">Champ</w:t>
+              <w:rPr>
+                <w:b/>
+                <w:color w:val="FFFFFF"/>
+                <w:sz w:val="20"/>
+              </w:rPr>
+              <w:t>Champ</w:t>
             </w:r>
           </w:p>
         </w:tc>
         <w:tc>
-          <w:tcPr/>
+          <w:tcPr>
+            <w:tcW w:type="dxa" w:w="8136"/>
+            <w:vAlign w:val="center"/>
+            <w:shd w:fill="243746"/>
+            <w:tcMar>
+              <w:top w:w="90" w:type="dxa"/>
+              <w:left w:w="90" w:type="dxa"/>
+              <w:bottom w:w="90" w:type="dxa"/>
+              <w:right w:w="90" w:type="dxa"/>
+            </w:tcMar>
+          </w:tcPr>
           <w:p>
             <w:pPr>
-              <w:pStyle w:val="Compact"/>
+              <w:spacing w:after="40" w:before="40"/>
             </w:pPr>
             <w:r>
-              <w:t xml:space="preserve">Valeur</w:t>
+              <w:rPr>
+                <w:b/>
+                <w:color w:val="FFFFFF"/>
+                <w:sz w:val="20"/>
+              </w:rPr>
+              <w:t>Valeur</w:t>
             </w:r>
           </w:p>
         </w:tc>
       </w:tr>
       <w:tr>
+        <w:trPr>
+          <w:cantSplit/>
+        </w:trPr>
         <w:tc>
-          <w:tcPr/>
+          <w:tcPr>
+            <w:tcW w:type="dxa" w:w="1656"/>
+            <w:vAlign w:val="center"/>
+            <w:shd w:fill="FFFFFF"/>
+            <w:tcMar>
+              <w:top w:w="90" w:type="dxa"/>
+              <w:left w:w="90" w:type="dxa"/>
+              <w:bottom w:w="90" w:type="dxa"/>
+              <w:right w:w="90" w:type="dxa"/>
+            </w:tcMar>
+          </w:tcPr>
           <w:p>
             <w:pPr>
-              <w:pStyle w:val="Compact"/>
+              <w:spacing w:after="40" w:before="40"/>
             </w:pPr>
             <w:r>
-              <w:t xml:space="preserve">Titre</w:t>
+              <w:rPr>
+                <w:color w:val="000000"/>
+                <w:sz w:val="20"/>
+              </w:rPr>
+              <w:t>Titre</w:t>
             </w:r>
           </w:p>
         </w:tc>
         <w:tc>
-          <w:tcPr/>
+          <w:tcPr>
+            <w:tcW w:type="dxa" w:w="8136"/>
+            <w:vAlign w:val="center"/>
+            <w:shd w:fill="FFFFFF"/>
+            <w:tcMar>
+              <w:top w:w="90" w:type="dxa"/>
+              <w:left w:w="90" w:type="dxa"/>
+              <w:bottom w:w="90" w:type="dxa"/>
+              <w:right w:w="90" w:type="dxa"/>
+            </w:tcMar>
+          </w:tcPr>
           <w:p>
             <w:pPr>
-              <w:pStyle w:val="Compact"/>
+              <w:spacing w:after="40" w:before="40"/>
             </w:pPr>
             <w:r>
-              <w:t xml:space="preserve">Algorithmes et enfants : expliquer simplement pourquoi les plateformes captent l'attention</w:t>
+              <w:rPr>
+                <w:color w:val="000000"/>
+                <w:sz w:val="20"/>
+              </w:rPr>
+              <w:t>Expliquer les recommandations des plateformes à son enfant</w:t>
             </w:r>
           </w:p>
         </w:tc>
       </w:tr>
       <w:tr>
+        <w:trPr>
+          <w:cantSplit/>
+        </w:trPr>
         <w:tc>
-          <w:tcPr/>
+          <w:tcPr>
+            <w:tcW w:type="dxa" w:w="1656"/>
+            <w:vAlign w:val="center"/>
+            <w:shd w:fill="F4F6F7"/>
+            <w:tcMar>
+              <w:top w:w="90" w:type="dxa"/>
+              <w:left w:w="90" w:type="dxa"/>
+              <w:bottom w:w="90" w:type="dxa"/>
+              <w:right w:w="90" w:type="dxa"/>
+            </w:tcMar>
+          </w:tcPr>
           <w:p>
             <w:pPr>
-              <w:pStyle w:val="Compact"/>
+              <w:spacing w:after="40" w:before="40"/>
             </w:pPr>
             <w:r>
-              <w:t xml:space="preserve">Slug</w:t>
+              <w:rPr>
+                <w:color w:val="000000"/>
+                <w:sz w:val="20"/>
+              </w:rPr>
+              <w:t>Slug</w:t>
             </w:r>
           </w:p>
         </w:tc>
         <w:tc>
-          <w:tcPr/>
+          <w:tcPr>
+            <w:tcW w:type="dxa" w:w="8136"/>
+            <w:vAlign w:val="center"/>
+            <w:shd w:fill="F4F6F7"/>
+            <w:tcMar>
+              <w:top w:w="90" w:type="dxa"/>
+              <w:left w:w="90" w:type="dxa"/>
+              <w:bottom w:w="90" w:type="dxa"/>
+              <w:right w:w="90" w:type="dxa"/>
+            </w:tcMar>
+          </w:tcPr>
           <w:p>
             <w:pPr>
-              <w:pStyle w:val="Compact"/>
+              <w:spacing w:after="40" w:before="40"/>
             </w:pPr>
             <w:r>
-              <w:t xml:space="preserve">algorithmes-enfants-attention</w:t>
+              <w:rPr>
+                <w:color w:val="000000"/>
+                <w:sz w:val="20"/>
+              </w:rPr>
+              <w:t>algorithmes-enfants-attention</w:t>
             </w:r>
           </w:p>
         </w:tc>
       </w:tr>
       <w:tr>
+        <w:trPr>
+          <w:cantSplit/>
+        </w:trPr>
         <w:tc>
-          <w:tcPr/>
+          <w:tcPr>
+            <w:tcW w:type="dxa" w:w="1656"/>
+            <w:vAlign w:val="center"/>
+            <w:shd w:fill="FFFFFF"/>
+            <w:tcMar>
+              <w:top w:w="90" w:type="dxa"/>
+              <w:left w:w="90" w:type="dxa"/>
+              <w:bottom w:w="90" w:type="dxa"/>
+              <w:right w:w="90" w:type="dxa"/>
+            </w:tcMar>
+          </w:tcPr>
           <w:p>
             <w:pPr>
-              <w:pStyle w:val="Compact"/>
+              <w:spacing w:after="40" w:before="40"/>
             </w:pPr>
             <w:r>
-              <w:t xml:space="preserve">Catégorie</w:t>
+              <w:rPr>
+                <w:color w:val="000000"/>
+                <w:sz w:val="20"/>
+              </w:rPr>
+              <w:t>Catégorie</w:t>
             </w:r>
           </w:p>
         </w:tc>
         <w:tc>
-          <w:tcPr/>
+          <w:tcPr>
+            <w:tcW w:type="dxa" w:w="8136"/>
+            <w:vAlign w:val="center"/>
+            <w:shd w:fill="FFFFFF"/>
+            <w:tcMar>
+              <w:top w:w="90" w:type="dxa"/>
+              <w:left w:w="90" w:type="dxa"/>
+              <w:bottom w:w="90" w:type="dxa"/>
+              <w:right w:w="90" w:type="dxa"/>
+            </w:tcMar>
+          </w:tcPr>
           <w:p>
             <w:pPr>
-              <w:pStyle w:val="Compact"/>
+              <w:spacing w:after="40" w:before="40"/>
             </w:pPr>
             <w:r>
-              <w:t xml:space="preserve">parentalite-numerique</w:t>
+              <w:rPr>
+                <w:color w:val="000000"/>
+                <w:sz w:val="20"/>
+              </w:rPr>
+              <w:t>parentalite-numerique</w:t>
             </w:r>
           </w:p>
         </w:tc>
       </w:tr>
       <w:tr>
+        <w:trPr>
+          <w:cantSplit/>
+        </w:trPr>
         <w:tc>
-          <w:tcPr/>
+          <w:tcPr>
+            <w:tcW w:type="dxa" w:w="1656"/>
+            <w:vAlign w:val="center"/>
+            <w:shd w:fill="F4F6F7"/>
+            <w:tcMar>
+              <w:top w:w="90" w:type="dxa"/>
+              <w:left w:w="90" w:type="dxa"/>
+              <w:bottom w:w="90" w:type="dxa"/>
+              <w:right w:w="90" w:type="dxa"/>
+            </w:tcMar>
+          </w:tcPr>
           <w:p>
             <w:pPr>
-              <w:pStyle w:val="Compact"/>
+              <w:spacing w:after="40" w:before="40"/>
             </w:pPr>
             <w:r>
-              <w:t xml:space="preserve">Auteur</w:t>
+              <w:rPr>
+                <w:color w:val="000000"/>
+                <w:sz w:val="20"/>
+              </w:rPr>
+              <w:t>Auteur</w:t>
             </w:r>
           </w:p>
         </w:tc>
         <w:tc>
-          <w:tcPr/>
+          <w:tcPr>
+            <w:tcW w:type="dxa" w:w="8136"/>
+            <w:vAlign w:val="center"/>
+            <w:shd w:fill="F4F6F7"/>
+            <w:tcMar>
+              <w:top w:w="90" w:type="dxa"/>
+              <w:left w:w="90" w:type="dxa"/>
+              <w:bottom w:w="90" w:type="dxa"/>
+              <w:right w:w="90" w:type="dxa"/>
+            </w:tcMar>
+          </w:tcPr>
           <w:p>
             <w:pPr>
-              <w:pStyle w:val="Compact"/>
+              <w:spacing w:after="40" w:before="40"/>
             </w:pPr>
             <w:r>
-              <w:t xml:space="preserve">L'équipe Totem Avisé</w:t>
+              <w:rPr>
+                <w:color w:val="000000"/>
+                <w:sz w:val="20"/>
+              </w:rPr>
+              <w:t>Totem Avisé</w:t>
             </w:r>
           </w:p>
         </w:tc>
       </w:tr>
       <w:tr>
+        <w:trPr>
+          <w:cantSplit/>
+        </w:trPr>
         <w:tc>
-          <w:tcPr/>
+          <w:tcPr>
+            <w:tcW w:type="dxa" w:w="1656"/>
+            <w:vAlign w:val="center"/>
+            <w:shd w:fill="FFFFFF"/>
+            <w:tcMar>
+              <w:top w:w="90" w:type="dxa"/>
+              <w:left w:w="90" w:type="dxa"/>
+              <w:bottom w:w="90" w:type="dxa"/>
+              <w:right w:w="90" w:type="dxa"/>
+            </w:tcMar>
+          </w:tcPr>
           <w:p>
             <w:pPr>
-              <w:pStyle w:val="Compact"/>
+              <w:spacing w:after="40" w:before="40"/>
             </w:pPr>
             <w:r>
-              <w:t xml:space="preserve">Résumé</w:t>
+              <w:rPr>
+                <w:color w:val="000000"/>
+                <w:sz w:val="20"/>
+              </w:rPr>
+              <w:t>Résumé</w:t>
             </w:r>
           </w:p>
         </w:tc>
         <w:tc>
-          <w:tcPr/>
+          <w:tcPr>
+            <w:tcW w:type="dxa" w:w="8136"/>
+            <w:vAlign w:val="center"/>
+            <w:shd w:fill="FFFFFF"/>
+            <w:tcMar>
+              <w:top w:w="90" w:type="dxa"/>
+              <w:left w:w="90" w:type="dxa"/>
+              <w:bottom w:w="90" w:type="dxa"/>
+              <w:right w:w="90" w:type="dxa"/>
+            </w:tcMar>
+          </w:tcPr>
           <w:p>
             <w:pPr>
-              <w:pStyle w:val="Compact"/>
+              <w:spacing w:after="40" w:before="40"/>
             </w:pPr>
             <w:r>
-              <w:t xml:space="preserve">Les enfants n'ont pas besoin d'un cours technique pour comprendre les algorithmes. Ils ont besoin d'images simples et de quelques bons réflexes.</w:t>
+              <w:rPr>
+                <w:color w:val="000000"/>
+                <w:sz w:val="20"/>
+              </w:rPr>
+              <w:t>Pourquoi cette vidéo apparaît-elle en premier ? Une petite enquête sur l'écran d'un parent aide à comprendre les suggestions et à retrouver ses propres choix.</w:t>
             </w:r>
           </w:p>
         </w:tc>
       </w:tr>
       <w:tr>
+        <w:trPr>
+          <w:cantSplit/>
+        </w:trPr>
         <w:tc>
-          <w:tcPr/>
+          <w:tcPr>
+            <w:tcW w:type="dxa" w:w="1656"/>
+            <w:vAlign w:val="center"/>
+            <w:shd w:fill="F4F6F7"/>
+            <w:tcMar>
+              <w:top w:w="90" w:type="dxa"/>
+              <w:left w:w="90" w:type="dxa"/>
+              <w:bottom w:w="90" w:type="dxa"/>
+              <w:right w:w="90" w:type="dxa"/>
+            </w:tcMar>
+          </w:tcPr>
           <w:p>
             <w:pPr>
-              <w:pStyle w:val="Compact"/>
+              <w:spacing w:after="40" w:before="40"/>
             </w:pPr>
             <w:r>
-              <w:t xml:space="preserve">Titre SEO</w:t>
+              <w:rPr>
+                <w:color w:val="000000"/>
+                <w:sz w:val="20"/>
+              </w:rPr>
+              <w:t>Titre SEO</w:t>
             </w:r>
           </w:p>
         </w:tc>
         <w:tc>
-          <w:tcPr/>
+          <w:tcPr>
+            <w:tcW w:type="dxa" w:w="8136"/>
+            <w:vAlign w:val="center"/>
+            <w:shd w:fill="F4F6F7"/>
+            <w:tcMar>
+              <w:top w:w="90" w:type="dxa"/>
+              <w:left w:w="90" w:type="dxa"/>
+              <w:bottom w:w="90" w:type="dxa"/>
+              <w:right w:w="90" w:type="dxa"/>
+            </w:tcMar>
+          </w:tcPr>
           <w:p>
             <w:pPr>
-              <w:pStyle w:val="Compact"/>
+              <w:spacing w:after="40" w:before="40"/>
             </w:pPr>
             <w:r>
-              <w:t xml:space="preserve">Algorithmes et enfants : expliquer l'attention</w:t>
+              <w:rPr>
+                <w:color w:val="000000"/>
+                <w:sz w:val="20"/>
+              </w:rPr>
+              <w:t>Algorithmes et enfants : comprendre les recommandations</w:t>
             </w:r>
           </w:p>
         </w:tc>
       </w:tr>
       <w:tr>
+        <w:trPr>
+          <w:cantSplit/>
+        </w:trPr>
         <w:tc>
-          <w:tcPr/>
+          <w:tcPr>
+            <w:tcW w:type="dxa" w:w="1656"/>
+            <w:vAlign w:val="center"/>
+            <w:shd w:fill="FFFFFF"/>
+            <w:tcMar>
+              <w:top w:w="90" w:type="dxa"/>
+              <w:left w:w="90" w:type="dxa"/>
+              <w:bottom w:w="90" w:type="dxa"/>
+              <w:right w:w="90" w:type="dxa"/>
+            </w:tcMar>
+          </w:tcPr>
           <w:p>
             <w:pPr>
-              <w:pStyle w:val="Compact"/>
+              <w:spacing w:after="40" w:before="40"/>
             </w:pPr>
             <w:r>
-              <w:t xml:space="preserve">Description SEO</w:t>
+              <w:rPr>
+                <w:color w:val="000000"/>
+                <w:sz w:val="20"/>
+              </w:rPr>
+              <w:t>Description SEO</w:t>
             </w:r>
           </w:p>
         </w:tc>
         <w:tc>
-          <w:tcPr/>
+          <w:tcPr>
+            <w:tcW w:type="dxa" w:w="8136"/>
+            <w:vAlign w:val="center"/>
+            <w:shd w:fill="FFFFFF"/>
+            <w:tcMar>
+              <w:top w:w="90" w:type="dxa"/>
+              <w:left w:w="90" w:type="dxa"/>
+              <w:bottom w:w="90" w:type="dxa"/>
+              <w:right w:w="90" w:type="dxa"/>
+            </w:tcMar>
+          </w:tcPr>
           <w:p>
             <w:pPr>
-              <w:pStyle w:val="Compact"/>
+              <w:spacing w:after="40" w:before="40"/>
             </w:pPr>
             <w:r>
-              <w:t xml:space="preserve">Algorithmes et enfants : comment expliquer simplement les recommandations, les notifications et l'attention captée.</w:t>
+              <w:rPr>
+                <w:color w:val="000000"/>
+                <w:sz w:val="20"/>
+              </w:rPr>
+              <w:t>Pourquoi ces vidéos apparaissent-elles ? Une activité à faire ensemble pour comprendre les suggestions et retrouver ses propres choix sur les plateformes.</w:t>
             </w:r>
           </w:p>
         </w:tc>
       </w:tr>
     </w:tbl>
-    <w:bookmarkStart w:id="23" w:name="Xc40c993b87d6a770e89ee750da654c42bc1681c"/>
     <w:p>
       <w:pPr>
         <w:pStyle w:val="Heading1"/>
       </w:pPr>
       <w:r>
-        <w:t xml:space="preserve">Algorithmes et enfants : expliquer simplement pourquoi les plateformes captent l'attention</w:t>
-      </w:r>
-    </w:p>
-    <w:p>
-      <w:pPr>
-        <w:pStyle w:val="FirstParagraph"/>
-      </w:pPr>
-      <w:r>
-        <w:t xml:space="preserve">Le mot « algorithme » a tout pour effrayer une discussion familiale. Trop technique, trop abstrait. Et pourtant, les enfants vivent déjà avec, sans avoir besoin du mot. Ils ouvrent une application et une vidéo les attend, déjà choisie. Ils en regardent une, dix autres s'alignent derrière. Ils aiment un contenu, la plateforme leur en sert davantage. Une notification arrive pile au moment où ils allaient poser le téléphone.</w:t>
-      </w:r>
-    </w:p>
-    <w:p>
-      <w:pPr>
-        <w:pStyle w:val="BodyText"/>
-      </w:pPr>
-      <w:r>
-        <w:t xml:space="preserve">Rien de magique là-dedans. Un algorithme, c'est une suite de règles et de calculs qui décide quoi montrer ensuite. Mais l'effet, lui, est très concret pour un enfant : rester plus longtemps, cliquer plus vite, comparer davantage, revenir plus souvent. Lui expliquer ce mécanisme ne sert pas à lui faire peur. Cela lui rend un peu de pouvoir sur ce qu'il regarde.</w:t>
-      </w:r>
-    </w:p>
-    <w:p>
-      <w:pPr>
-        <w:pStyle w:val="BodyText"/>
-      </w:pPr>
-      <w:r>
-        <w:t xml:space="preserve">C'est aussi un sujet que les institutions suivent de près. Dans son</w:t>
-      </w:r>
-      <w:r>
-        <w:t xml:space="preserve"> </w:t>
-      </w:r>
-      <w:hyperlink r:id="rId9">
+        <w:t>Expliquer les recommandations des plateformes à son enfant</w:t>
+      </w:r>
+    </w:p>
+    <w:p>
+      <w:pPr/>
+      <w:r>
+        <w:t>Vous avez regardé une vidéo pour réparer une roue de vélo. Depuis, votre page d'accueil vous propose des freins, des casques et des descentes spectaculaires. Vous vouliez remettre le vélo en état. La plateforme, elle, a retenu un intérêt pour le vélo.</w:t>
+      </w:r>
+    </w:p>
+    <w:p>
+      <w:pPr/>
+      <w:r>
+        <w:t xml:space="preserve">Cet exemple suffit pour commencer à parler des recommandations avec un enfant. Pas besoin de lui faire un cours d'informatique. Vous pouvez partir de ce qui apparaît sur </w:t>
+      </w:r>
+      <w:r>
+        <w:rPr>
+          <w:b/>
+        </w:rPr>
+        <w:t>votre</w:t>
+      </w:r>
+      <w:r>
+        <w:t xml:space="preserve"> écran et chercher ensemble ce que le service a pu en déduire.</w:t>
+      </w:r>
+    </w:p>
+    <w:p>
+      <w:pPr>
+        <w:pStyle w:val="Heading2"/>
+      </w:pPr>
+      <w:r>
+        <w:t>Une recommandation est une prédiction</w:t>
+      </w:r>
+    </w:p>
+    <w:p>
+      <w:pPr/>
+      <w:r>
+        <w:t>Un système de recommandation classe des contenus pour décider lesquels vous montrer en premier. Il utilise des informations qui varient selon les services : ce que vous avez regardé, recherché, apprécié ou ignoré, mais aussi les caractéristiques des vidéos et les choix d'autres personnes.</w:t>
+      </w:r>
+    </w:p>
+    <w:p>
+      <w:pPr/>
+      <w:hyperlink r:id="rId11">
         <w:r>
           <w:rPr>
-            <w:rStyle w:val="Hyperlink"/>
+            <w:color w:val="205C77"/>
           </w:rPr>
-          <w:t xml:space="preserve">Référentiel des usages numériques 2025</w:t>
+          <w:t>Netflix décrit notamment</w:t>
         </w:r>
       </w:hyperlink>
       <w:r>
-        <w:t xml:space="preserve">, l'Arcom relève que 42 % des répondants estiment passer trop de temps devant les écrans ; chez les 18-24 ans qui y passent plus de trois heures par jour, ils sont 61 % à juger ce temps excessif. De son côté, la CNIL a fait de la protection des mineurs en ligne l'un des axes de son</w:t>
-      </w:r>
-      <w:r>
-        <w:t xml:space="preserve"> </w:t>
-      </w:r>
-      <w:hyperlink r:id="rId10">
+        <w:t xml:space="preserve"> le rôle de l'historique, des évaluations et des goûts d'utilisateurs aux préférences proches. </w:t>
+      </w:r>
+      <w:hyperlink r:id="rId12">
         <w:r>
           <w:rPr>
-            <w:rStyle w:val="Hyperlink"/>
+            <w:color w:val="205C77"/>
           </w:rPr>
-          <w:t xml:space="preserve">plan stratégique 2025-2028</w:t>
+          <w:t>YouTube explique</w:t>
         </w:r>
       </w:hyperlink>
       <w:r>
-        <w:t xml:space="preserve">. Autrement dit, ce n'est pas une inquiétude de parent isolé.</w:t>
-      </w:r>
-    </w:p>
-    <w:bookmarkStart w:id="11" w:name="limage-du-vendeur-qui-apprend-très-vite"/>
-    <w:p>
-      <w:pPr>
-        <w:pStyle w:val="Heading2"/>
-      </w:pPr>
-      <w:r>
-        <w:t xml:space="preserve">L'image du vendeur qui apprend très vite</w:t>
-      </w:r>
-    </w:p>
-    <w:p>
-      <w:pPr>
-        <w:pStyle w:val="FirstParagraph"/>
-      </w:pPr>
-      <w:r>
-        <w:t xml:space="preserve">Pour un enfant, une comparaison vaut mieux qu'une définition. On peut lui dire : « Imagine un vendeur dans un magasin. Chaque fois que tu regardes un jouet, il le note dans un coin de sa tête. Si tu t'arrêtes devant les voitures rouges, il t'en apporte encore plus. Si tu souris devant une vidéo de chat, il t'en montre dix autres. »</w:t>
-      </w:r>
-    </w:p>
-    <w:p>
-      <w:pPr>
-        <w:pStyle w:val="BodyText"/>
-      </w:pPr>
-      <w:r>
-        <w:t xml:space="preserve">L'algorithme fonctionne un peu ainsi. Il observe des signaux : ce que l'enfant regarde, ce qu'il aime, ce qu'il commente, partage, revoit, et aussi ce qu'il ignore. Puis il propose la suite. Le point qui mérite d'être dit clairement, c'est qu'il ne cherche pas forcément ce qui est bon pour l'enfant. Il cherche surtout ce qui retient son attention.</w:t>
-      </w:r>
-    </w:p>
-    <w:p>
-      <w:pPr>
-        <w:pStyle w:val="BodyText"/>
-      </w:pPr>
-      <w:r>
-        <w:t xml:space="preserve">Une phrase suffit, même pour les plus jeunes : « L'application ne sait pas ce qui est bon pour toi. Elle sait surtout ce qui te garde dedans. »</w:t>
-      </w:r>
-    </w:p>
-    <w:bookmarkEnd w:id="11"/>
-    <w:bookmarkStart w:id="12" w:name="X43fe5d54f7b5e223d746f7f8c55c608ca4ebe8a"/>
-    <w:p>
-      <w:pPr>
-        <w:pStyle w:val="Heading2"/>
-      </w:pPr>
-      <w:r>
-        <w:t xml:space="preserve">Pourquoi on a l'impression que « ça nous connaît »</w:t>
-      </w:r>
-    </w:p>
-    <w:p>
-      <w:pPr>
-        <w:pStyle w:val="FirstParagraph"/>
-      </w:pPr>
-      <w:r>
-        <w:t xml:space="preserve">Beaucoup d'enfants (et d'adultes) ressentent un petit frisson devant un fil qui semble tomber juste : « C'est exactement ce que j'aime. » Là encore, rien de magique. C'est l'effet des traces qu'on laisse derrière soi.</w:t>
-      </w:r>
-    </w:p>
-    <w:p>
-      <w:pPr>
-        <w:pStyle w:val="BodyText"/>
-      </w:pPr>
-      <w:r>
-        <w:t xml:space="preserve">Un enfant regarde trois vidéos de football, et son fil se remplit de football. Il regarde une vidéo triste jusqu'au bout, d'autres contenus du même genre remontent. Il s'attarde sur une polémique, et l'application en déduit que la tension le retient. La plateforme ne « pense » pas. Elle optimise, elle teste, elle apprend ce qui provoque une réaction.</w:t>
-      </w:r>
-    </w:p>
-    <w:p>
-      <w:pPr>
-        <w:pStyle w:val="BodyText"/>
-      </w:pPr>
-      <w:r>
-        <w:t xml:space="preserve">Une bonne question à poser, sans en faire un interrogatoire : « Pourquoi tu crois que l'application te montre ça ? » L'enfant passe alors de consommateur à observateur. C'est déjà beaucoup.</w:t>
-      </w:r>
-    </w:p>
-    <w:bookmarkEnd w:id="12"/>
-    <w:bookmarkStart w:id="13" w:name="ce-qui-se-joue-derrière-lécran"/>
-    <w:p>
-      <w:pPr>
-        <w:pStyle w:val="Heading2"/>
-      </w:pPr>
-      <w:r>
-        <w:t xml:space="preserve">Ce qui se joue derrière l'écran</w:t>
-      </w:r>
-    </w:p>
-    <w:p>
-      <w:pPr>
-        <w:pStyle w:val="FirstParagraph"/>
-      </w:pPr>
-      <w:r>
-        <w:t xml:space="preserve">Plutôt que de dresser une liste de dangers à craindre, il vaut mieux nommer trois mécanismes que l'enfant peut apprendre à repérer par lui-même.</w:t>
-      </w:r>
-    </w:p>
-    <w:p>
-      <w:pPr>
-        <w:pStyle w:val="BodyText"/>
-      </w:pPr>
-      <w:r>
-        <w:t xml:space="preserve">D'abord,</w:t>
-      </w:r>
-      <w:r>
-        <w:t xml:space="preserve"> </w:t>
+        <w:t xml:space="preserve"> comment les historiques et les retours de l'utilisateur influencent ses recommandations.</w:t>
+      </w:r>
+    </w:p>
+    <w:p>
+      <w:pPr/>
+      <w:r>
+        <w:t>Le système peut vous faire découvrir quelque chose qui vous plaît. Il peut aussi insister sur un sujet que vous avez consulté une seule fois. Regarder par curiosité, par inquiétude ou pour rendre service ne signifie pas toujours « j'en veux davantage ».</w:t>
+      </w:r>
+    </w:p>
+    <w:p>
+      <w:pPr/>
+      <w:r>
+        <w:t xml:space="preserve">Une formulation accessible serait : </w:t>
       </w:r>
       <w:r>
         <w:rPr>
           <w:b/>
-          <w:bCs/>
         </w:rPr>
-        <w:t xml:space="preserve">l'enchaînement</w:t>
-      </w:r>
-      <w:r>
-        <w:t xml:space="preserve">. Une vidéo se termine, une autre démarre toute seule. Un épisode se lance. Un fil descend sans fin. La plateforme efface précisément les moments où l'on pourrait se demander : « Est-ce que j'ai encore envie ? » L'antidote n'est pas compliqué : se fabriquer ses propres pauses. Une vidéo choisie, puis on ferme. Un épisode, puis on décide avant le suivant.</w:t>
-      </w:r>
-    </w:p>
-    <w:p>
-      <w:pPr>
-        <w:pStyle w:val="BodyText"/>
-      </w:pPr>
-      <w:r>
-        <w:t xml:space="preserve">Ensuite,</w:t>
-      </w:r>
-      <w:r>
-        <w:t xml:space="preserve"> </w:t>
-      </w:r>
+        <w:t>« Le site essaie de deviner ce que tu vas regarder. Il peut bien deviner tes goûts et se tromper sur ce dont tu as envie maintenant. »</w:t>
+      </w:r>
+    </w:p>
+    <w:p>
+      <w:pPr>
+        <w:pStyle w:val="Heading2"/>
+      </w:pPr>
+      <w:r>
+        <w:t>Faire une petite enquête sur l'écran d'un parent</w:t>
+      </w:r>
+    </w:p>
+    <w:p>
+      <w:pPr/>
+      <w:r>
+        <w:t>Choisissez un moment tranquille et votre propre compte, avec des contenus adaptés à l'enfant. L'activité ne nécessite pas de lui ouvrir un compte ni de lui donner accès à un service dont il n'a pas l'âge.</w:t>
+      </w:r>
+    </w:p>
+    <w:p>
+      <w:pPr>
+        <w:keepNext/>
+      </w:pPr>
+      <w:r>
+        <w:t>Repérez trois suggestions ordinaires. Pour chacune, demandez-vous :</w:t>
+      </w:r>
+    </w:p>
+    <w:p>
+      <w:pPr>
+        <w:numPr>
+          <w:ilvl w:val="0"/>
+          <w:numId w:val="1005"/>
+        </w:numPr>
+        <w:spacing w:after="80"/>
+      </w:pPr>
+      <w:r>
+        <w:t>Ai-je recherché ou regardé quelque chose de proche récemment ?</w:t>
+      </w:r>
+    </w:p>
+    <w:p>
+      <w:pPr>
+        <w:numPr>
+          <w:ilvl w:val="0"/>
+          <w:numId w:val="1005"/>
+        </w:numPr>
+        <w:spacing w:after="80"/>
+      </w:pPr>
+      <w:r>
+        <w:t>Qu'est-ce qui me donnerait envie de cliquer : le sujet, l'image, le titre, une personne connue ?</w:t>
+      </w:r>
+    </w:p>
+    <w:p>
+      <w:pPr>
+        <w:numPr>
+          <w:ilvl w:val="0"/>
+          <w:numId w:val="1005"/>
+        </w:numPr>
+        <w:spacing w:after="80"/>
+      </w:pPr>
+      <w:r>
+        <w:t>Est-ce que j'avais envie de voir cela avant d'ouvrir l'application ?</w:t>
+      </w:r>
+    </w:p>
+    <w:p>
+      <w:pPr/>
+      <w:r>
+        <w:t>Notez vos hypothèses sur une feuille. Vous pouvez écrire « je ne sais pas » : sans accès au fonctionnement interne du service, vous ne pouvez pas attribuer avec certitude chaque suggestion à une action précise.</w:t>
+      </w:r>
+    </w:p>
+    <w:p>
+      <w:pPr/>
+      <w:r>
+        <w:t>L'intérêt est de rendre le classement visible. La première vidéo affichée a été sélectionnée parmi beaucoup d'autres. Elle n'est pas arrivée là par hasard, et sa place ne prouve ni sa qualité ni sa fiabilité.</w:t>
+      </w:r>
+    </w:p>
+    <w:p>
+      <w:pPr>
+        <w:pStyle w:val="Heading2"/>
+      </w:pPr>
+      <w:r>
+        <w:t>Distinguer « ça m'intéresse » et « j'ai choisi de continuer »</w:t>
+      </w:r>
+    </w:p>
+    <w:p>
+      <w:pPr/>
+      <w:r>
+        <w:t>Une vidéo se termine. La suivante commence, ou son titre promet une réponse que vous n'aviez pas demandé à connaître. Ce passage mérite une discussion très simple : « Est-ce qu'on avait prévu de regarder cela aussi ? »</w:t>
+      </w:r>
+    </w:p>
+    <w:p>
+      <w:pPr/>
+      <w:r>
+        <w:t>Vous pouvez raconter une situation qui vous est réellement arrivée, si vous en avez une. Les adultes connaissent aussi le détour de cinq minutes qui dure une demi-heure.</w:t>
+      </w:r>
+    </w:p>
+    <w:p>
+      <w:pPr/>
+      <w:r>
+        <w:t>Évitez d'en faire un test de volonté. Une interface qui propose toujours une suite rend l'arrêt moins évident. Décider à l'avance d'un épisode ou d'une recherche donne un repère concret pour fermer l'application.</w:t>
+      </w:r>
+    </w:p>
+    <w:p>
+      <w:pPr/>
+      <w:r>
+        <w:t>Les recommandations et la lecture automatique sont deux mécanismes distincts. Désactiver l'une ne supprime pas nécessairement les autres.</w:t>
+      </w:r>
+    </w:p>
+    <w:p>
+      <w:pPr>
+        <w:pStyle w:val="Heading2"/>
+      </w:pPr>
+      <w:r>
+        <w:t>Trois façons de reprendre la main</w:t>
+      </w:r>
+    </w:p>
+    <w:p>
+      <w:pPr/>
       <w:r>
         <w:rPr>
           <w:b/>
-          <w:bCs/>
         </w:rPr>
-        <w:t xml:space="preserve">l'émotion forte</w:t>
-      </w:r>
-      <w:r>
-        <w:t xml:space="preserve">. Les contenus qui choquent, énervent, font rire très fort ou inquiètent retiennent l'attention mieux que les autres, et l'algorithme l'a compris. Il aura donc tendance à en proposer davantage. Le réflexe utile tient en une question, à se poser après coup : « Là, je me sens comment ? Plus calme, plus curieux, ou plutôt énervé, jaloux, inquiet ? »</w:t>
-      </w:r>
-    </w:p>
-    <w:p>
-      <w:pPr>
-        <w:pStyle w:val="BodyText"/>
-      </w:pPr>
-      <w:r>
-        <w:t xml:space="preserve">Enfin,</w:t>
-      </w:r>
-      <w:r>
-        <w:t xml:space="preserve"> </w:t>
-      </w:r>
+        <w:t>Entrer avec une idée précise.</w:t>
+      </w:r>
+      <w:r>
+        <w:t xml:space="preserve"> Chercher le titre d'un film, une recette ou une explication permet de comparer le résultat à une intention. « Je viens pour apprendre ce nœud » donne un critère pour savoir quand on a fini.</w:t>
+      </w:r>
+    </w:p>
+    <w:p>
+      <w:pPr/>
       <w:r>
         <w:rPr>
           <w:b/>
-          <w:bCs/>
         </w:rPr>
-        <w:t xml:space="preserve">la comparaison</w:t>
-      </w:r>
-      <w:r>
-        <w:t xml:space="preserve">. Les réseaux défilent en corps, maisons, vacances, notes, performances, popularité. Même quand on sait que tout cela est trié, monté, filtré, ça finit par peser. Le rappel à glisser, sans le marteler : un fil n'est pas la vraie vie, c'est une sélection de moments, souvent taillée pour attirer le regard.</w:t>
-      </w:r>
-    </w:p>
-    <w:bookmarkEnd w:id="13"/>
-    <w:bookmarkStart w:id="14" w:name="X05f3727e65f768bd7ac76cb61c53e803adc78d4"/>
-    <w:p>
-      <w:pPr>
-        <w:pStyle w:val="Heading2"/>
-      </w:pPr>
-      <w:r>
-        <w:t xml:space="preserve">Une conversation de cinq minutes, pas un cours</w:t>
-      </w:r>
-    </w:p>
-    <w:p>
-      <w:pPr>
-        <w:pStyle w:val="FirstParagraph"/>
-      </w:pPr>
-      <w:r>
-        <w:t xml:space="preserve">Inutile de préparer un exposé. Ouvrez une application avec votre enfant et regardez ensemble ce qui se passe. Quelques questions suffisent à lancer la discussion : pourquoi cette vidéo arrive maintenant ? Est-ce qu'il l'a choisie, ou est-ce qu'elle s'est imposée ? Qu'est-ce que l'application aimerait qu'il fasse juste après ? Et au bout de dix minutes, comment il se sent ?</w:t>
-      </w:r>
-    </w:p>
-    <w:p>
-      <w:pPr>
-        <w:pStyle w:val="BodyText"/>
-      </w:pPr>
-      <w:r>
-        <w:t xml:space="preserve">Ces questions ne disent jamais « tu fais mal ». Elles disent « regardons comment ça marche ». La nuance change tout, parce qu'un enfant qui se sent jugé se ferme, alors qu'un enfant qu'on invite à observer s'ouvre.</w:t>
-      </w:r>
-    </w:p>
-    <w:bookmarkEnd w:id="14"/>
-    <w:bookmarkStart w:id="15" w:name="Xbf35d5052977780d11693558f4b71288c5ca8bc"/>
-    <w:p>
-      <w:pPr>
-        <w:pStyle w:val="Heading2"/>
-      </w:pPr>
-      <w:r>
-        <w:t xml:space="preserve">Les réglages aident, mais ne suffisent pas</w:t>
-      </w:r>
-    </w:p>
-    <w:p>
-      <w:pPr>
-        <w:pStyle w:val="FirstParagraph"/>
-      </w:pPr>
-      <w:r>
-        <w:t xml:space="preserve">Les paramètres ont leur utilité : notifications, temps d'utilisation, comptes privés, contenus masqués, historique, contrôle parental. Tout cela réduit l'exposition, et c'est tant mieux. Mais un réglage ne remplace pas la compréhension. Un enfant qui a saisi le mécanisme restera mieux armé quand il changera d'application, d'appareil ou simplement d'âge.</w:t>
-      </w:r>
-    </w:p>
-    <w:p>
-      <w:pPr>
-        <w:pStyle w:val="BodyText"/>
-      </w:pPr>
-      <w:r>
-        <w:t xml:space="preserve">Trois habitudes valent la peine d'être prises : couper les notifications qui ne servent à rien, désactiver la lecture automatique quand l'application le permet, et remettre à zéro certaines recommandations quand un fil devient malsain. Et surtout, apprendre à quitter une application avant qu'elle ne décide à votre place.</w:t>
-      </w:r>
-    </w:p>
-    <w:bookmarkEnd w:id="15"/>
-    <w:bookmarkStart w:id="17" w:name="Xf3478c1a17a0fd444988bcb86f62d4114d8096b"/>
-    <w:p>
-      <w:pPr>
-        <w:pStyle w:val="Heading2"/>
-      </w:pPr>
-      <w:r>
-        <w:t xml:space="preserve">Pourquoi ça touche aussi les films et les jeux</w:t>
-      </w:r>
-    </w:p>
-    <w:p>
-      <w:pPr>
-        <w:pStyle w:val="FirstParagraph"/>
-      </w:pPr>
-      <w:r>
-        <w:t xml:space="preserve">On associe les algorithmes aux réseaux sociaux, mais ils sont partout. Les plateformes de streaming recommandent des séries, les boutiques de jeux poussent leurs nouveautés, les vidéos autour d'un film ou d'un jeu façonnent les envies. Un enfant réclame parfois une œuvre simplement parce qu'il l'a vue passer partout, sans rien savoir de ce qu'elle contient vraiment.</w:t>
-      </w:r>
-    </w:p>
-    <w:p>
-      <w:pPr>
-        <w:pStyle w:val="BodyText"/>
-      </w:pPr>
-      <w:r>
-        <w:t xml:space="preserve">C'est exactement là que Totem Avisé essaie de ramener le choix au bon endroit. Avant de lancer un contenu, on peut ouvrir une fiche, regarder l'âge conseillé, les points sensibles, les messages positifs, puis décider en connaissance de cause. Notre article sur la</w:t>
-      </w:r>
-      <w:r>
-        <w:t xml:space="preserve"> </w:t>
-      </w:r>
-      <w:hyperlink r:id="rId16">
+        <w:t>Donner un retour quand il existe.</w:t>
+      </w:r>
+      <w:r>
+        <w:t xml:space="preserve"> Sur YouTube, les options « Pas intéressé » ou « Ne pas recommander la chaîne » peuvent ajuster les suggestions. L'aide officielle précise les menus selon l'appareil. Ces réglages influencent le service ; ils ne constituent pas une garantie qu'aucun contenu gênant ne réapparaîtra.</w:t>
+      </w:r>
+    </w:p>
+    <w:p>
+      <w:pPr/>
+      <w:r>
+        <w:rPr>
+          <w:b/>
+        </w:rPr>
+        <w:t>Préparer des choix hors de la page d'accueil.</w:t>
+      </w:r>
+      <w:r>
+        <w:t xml:space="preserve"> Un titre conseillé par un proche, une liste faite à la médiathèque ou deux films repérés dans le </w:t>
+      </w:r>
+      <w:hyperlink r:id="rId13">
         <w:r>
           <w:rPr>
-            <w:rStyle w:val="Hyperlink"/>
+            <w:color w:val="205C77"/>
           </w:rPr>
-          <w:t xml:space="preserve">qualité du contenu plutôt que le chronomètre</w:t>
+          <w:t>catalogue Totem Avisé</w:t>
         </w:r>
       </w:hyperlink>
       <w:r>
-        <w:t xml:space="preserve"> </w:t>
-      </w:r>
-      <w:r>
-        <w:t xml:space="preserve">creuse cette idée : l'enjeu n'est pas seulement le temps passé, mais ce que les plateformes glissent dans ce temps.</w:t>
-      </w:r>
-    </w:p>
-    <w:bookmarkEnd w:id="17"/>
-    <w:bookmarkStart w:id="18" w:name="donner-des-phrases-à-lenfant"/>
+        <w:t xml:space="preserve"> offrent d'autres points de départ. Demandez à votre enfant ce qui l'attire dans chaque proposition.</w:t>
+      </w:r>
+    </w:p>
+    <w:p>
+      <w:pPr/>
+      <w:r>
+        <w:t>Une liste choisie par un adulte mérite elle aussi d'être discutée. Le but est que votre enfant apprenne à expliquer son choix, pas qu'il remplace une sélection automatique par une consigne impossible à questionner.</w:t>
+      </w:r>
+    </w:p>
     <w:p>
       <w:pPr>
         <w:pStyle w:val="Heading2"/>
-      </w:pPr>
-      <w:r>
-        <w:t xml:space="preserve">Donner des phrases à l'enfant</w:t>
-      </w:r>
-    </w:p>
-    <w:p>
-      <w:pPr>
-        <w:pStyle w:val="FirstParagraph"/>
-      </w:pPr>
-      <w:r>
-        <w:t xml:space="preserve">Les mécanismes deviennent plus faciles à manier quand l'enfant dispose de quelques formules à lui. Pas un règlement, juste des repères qu'il peut s'approprier : si tu n'as pas choisi la vidéo, demande-toi pourquoi elle arrive ; une notification n'est pas un ordre ; si tu te sens moins bien après, ce n'était peut-être pas un bon contenu pour toi. On peut aimer une application et refuser qu'elle décide de tout. Et savoir fermer avant d'en avoir marre, c'est une vraie compétence, pas une punition.</w:t>
-      </w:r>
-    </w:p>
-    <w:p>
-      <w:pPr>
-        <w:pStyle w:val="BodyText"/>
-      </w:pPr>
-      <w:r>
-        <w:t xml:space="preserve">Ces phrases ne font pas de l'enfant un méfiant. Elles en font un utilisateur un peu plus lucide, qui sait qu'il a son mot à dire.</w:t>
-      </w:r>
-    </w:p>
-    <w:bookmarkEnd w:id="18"/>
-    <w:bookmarkStart w:id="20" w:name="rendre-visible-ce-qui-agit-en-silence"/>
-    <w:p>
-      <w:pPr>
-        <w:pStyle w:val="Heading2"/>
-      </w:pPr>
-      <w:r>
-        <w:t xml:space="preserve">Rendre visible ce qui agit en silence</w:t>
-      </w:r>
-    </w:p>
-    <w:p>
-      <w:pPr>
-        <w:pStyle w:val="FirstParagraph"/>
-      </w:pPr>
-      <w:r>
-        <w:t xml:space="preserve">Les algorithmes travaillent discrètement. Ils recommandent, relancent, classent, poussent, sans jamais annoncer ce qu'ils font. Le rôle des parents n'est pas de devenir ingénieurs, mais de rendre ces mécanismes visibles, de mettre des mots sur ce qui restait invisible.</w:t>
-      </w:r>
-    </w:p>
-    <w:p>
-      <w:pPr>
-        <w:pStyle w:val="BodyText"/>
-      </w:pPr>
-      <w:r>
-        <w:t xml:space="preserve">C'est tout le sens de notre</w:t>
-      </w:r>
-      <w:r>
-        <w:t xml:space="preserve"> </w:t>
-      </w:r>
-      <w:hyperlink r:id="rId19">
-        <w:r>
-          <w:rPr>
-            <w:rStyle w:val="Hyperlink"/>
-          </w:rPr>
-          <w:t xml:space="preserve">mission</w:t>
-        </w:r>
-      </w:hyperlink>
-      <w:r>
-        <w:t xml:space="preserve"> </w:t>
-      </w:r>
-      <w:r>
-        <w:t xml:space="preserve">: aider les familles à choisir dans un monde où les contenus arrivent de plus en plus par recommandation. Les enfants gagneront à comprendre que ce qui apparaît sur un écran n'est ni neutre ni choisi pour leur bien. Ce constat n'est pas une raison de paniquer, c'est une raison de discuter. Un enfant qui comprend un peu mieux comment fonctionne l'algorithme comprend aussi qu'il garde le droit de ralentir, de choisir et de fermer.</w:t>
-      </w:r>
-    </w:p>
-    <w:p>
-      <w:pPr>
-        <w:pStyle w:val="BodyText"/>
-      </w:pPr>
-      <w:r>
-        <w:t xml:space="preserve">Pour rendre tout cela concret, un petit exercice fonctionne bien de temps en temps. Après dix minutes de vidéos, demandez : « Quelle était la toute première chose que tu voulais voir ? », puis « Qu'est-ce qui t'a fait cliquer ensuite ? ». L'enfant reconstitue alors la chaîne : une miniature, une musique, un titre, une émotion, une curiosité. Il voit que son attention a suivi un parcours, et qu'il peut mieux le choisir la prochaine fois. Faites-le parfois avec un adulte aussi, personne n'échappe complètement à ces mécanismes. À condition de rester rare et court : trop de leçons abîment la confiance, alors qu'une bonne question posée au bon moment suffit souvent.</w:t>
-      </w:r>
-    </w:p>
-    <w:bookmarkEnd w:id="20"/>
-    <w:bookmarkStart w:id="22" w:name="pour-aller-plus-loin"/>
-    <w:p>
-      <w:pPr>
-        <w:pStyle w:val="Heading2"/>
-      </w:pPr>
-      <w:r>
-        <w:t xml:space="preserve">Pour aller plus loin</w:t>
-      </w:r>
-    </w:p>
-    <w:p>
-      <w:pPr>
-        <w:pStyle w:val="Compact"/>
-        <w:numPr>
-          <w:ilvl w:val="0"/>
-          <w:numId w:val="1001"/>
-        </w:numPr>
-      </w:pPr>
-      <w:hyperlink r:id="rId9">
-        <w:r>
-          <w:rPr>
-            <w:rStyle w:val="Hyperlink"/>
-          </w:rPr>
-          <w:t xml:space="preserve">Référentiel des usages numériques 2025 (Arcom)</w:t>
-        </w:r>
-      </w:hyperlink>
-    </w:p>
-    <w:p>
-      <w:pPr>
-        <w:pStyle w:val="Compact"/>
-        <w:numPr>
-          <w:ilvl w:val="0"/>
-          <w:numId w:val="1001"/>
-        </w:numPr>
-      </w:pPr>
-      <w:hyperlink r:id="rId10">
-        <w:r>
-          <w:rPr>
-            <w:rStyle w:val="Hyperlink"/>
-          </w:rPr>
-          <w:t xml:space="preserve">IA, mineurs, cybersécurité, quotidien numérique : plan stratégique 2025-2028 (CNIL)</w:t>
-        </w:r>
-      </w:hyperlink>
-    </w:p>
-    <w:p>
-      <w:pPr>
-        <w:pStyle w:val="Compact"/>
-        <w:numPr>
-          <w:ilvl w:val="0"/>
-          <w:numId w:val="1001"/>
-        </w:numPr>
-      </w:pPr>
-      <w:hyperlink r:id="rId21">
-        <w:r>
-          <w:rPr>
-            <w:rStyle w:val="Hyperlink"/>
-          </w:rPr>
-          <w:t xml:space="preserve">Écrans et santé des enfants et des adolescents (Ameli)</w:t>
-        </w:r>
-      </w:hyperlink>
-    </w:p>
-    <w:bookmarkEnd w:id="22"/>
-    <w:bookmarkEnd w:id="23"/>
+        <w:keepNext/>
+      </w:pPr>
+      <w:r>
+        <w:t>Quand une suggestion met mal à l'aise</w:t>
+      </w:r>
+    </w:p>
+    <w:p>
+      <w:pPr>
+        <w:keepNext/>
+      </w:pPr>
+      <w:r>
+        <w:t>Si une vidéo le choque ou l'inquiète, commencez par l'aider à fermer le contenu. Il n'a pas besoin de le revoir pour vous prouver ce qui s'est passé.</w:t>
+      </w:r>
+    </w:p>
+    <w:p>
+      <w:pPr>
+        <w:keepNext/>
+      </w:pPr>
+      <w:r>
+        <w:t>Vous pouvez ensuite regarder les possibilités de signalement, de blocage ou de restriction prévues par le service, en respectant ses conditions d'âge. Si cela arrive sur un compte qui n'est pas adapté à son âge, revoyez aussi l'accès au service.</w:t>
+      </w:r>
+    </w:p>
+    <w:p>
+      <w:pPr/>
+      <w:r>
+        <w:t xml:space="preserve">Et posez une règle facile à retenir : </w:t>
+      </w:r>
+      <w:r>
+        <w:rPr>
+          <w:b/>
+        </w:rPr>
+        <w:t>« Même si tu as cliqué, tu peux m'en parler. »</w:t>
+      </w:r>
+      <w:r>
+        <w:t xml:space="preserve"> Comprendre les recommandations doit rendre votre enfant plus à l'aise pour demander de l'aide, pas plus inquiet de s'être laissé entraîner.</w:t>
+      </w:r>
+    </w:p>
     <w:sectPr>
       <w:footnotePr>
         <w:numRestart w:val="eachSect"/>
       </w:footnotePr>
+      <w:pgSz w:w="12240" w:h="15840"/>
+      <w:pgMar w:top="1152" w:bottom="1152" w:left="1224" w:right="1224"/>
     </w:sectPr>
   </w:body>
 </w:document>
@@ -871,6 +973,62 @@
   </w:num>
   <w:num w:numId="1001">
     <w:abstractNumId w:val="991"/>
+  </w:num>
+  <w:abstractNum w:abstractNumId="992">
+    <w:lvl w:ilvl="0">
+      <w:start w:val="1"/>
+      <w:numFmt w:val="bullet"/>
+      <w:lvlText w:val="•"/>
+      <w:lvlJc w:val="left"/>
+      <w:pPr>
+        <w:ind w:left="360" w:hanging="180"/>
+      </w:pPr>
+    </w:lvl>
+  </w:abstractNum>
+  <w:num w:numId="1002">
+    <w:abstractNumId w:val="992"/>
+  </w:num>
+  <w:abstractNum w:abstractNumId="993">
+    <w:lvl w:ilvl="0">
+      <w:start w:val="1"/>
+      <w:numFmt w:val="bullet"/>
+      <w:lvlText w:val="•"/>
+      <w:lvlJc w:val="left"/>
+      <w:pPr>
+        <w:ind w:left="360" w:hanging="180"/>
+      </w:pPr>
+    </w:lvl>
+  </w:abstractNum>
+  <w:num w:numId="1003">
+    <w:abstractNumId w:val="993"/>
+  </w:num>
+  <w:abstractNum w:abstractNumId="994">
+    <w:lvl w:ilvl="0">
+      <w:start w:val="1"/>
+      <w:numFmt w:val="bullet"/>
+      <w:lvlText w:val="•"/>
+      <w:lvlJc w:val="left"/>
+      <w:pPr>
+        <w:ind w:left="360" w:hanging="180"/>
+      </w:pPr>
+    </w:lvl>
+  </w:abstractNum>
+  <w:num w:numId="1004">
+    <w:abstractNumId w:val="994"/>
+  </w:num>
+  <w:abstractNum w:abstractNumId="995">
+    <w:lvl w:ilvl="0">
+      <w:start w:val="1"/>
+      <w:numFmt w:val="bullet"/>
+      <w:lvlText w:val="•"/>
+      <w:lvlJc w:val="left"/>
+      <w:pPr>
+        <w:ind w:left="360" w:hanging="180"/>
+      </w:pPr>
+    </w:lvl>
+  </w:abstractNum>
+  <w:num w:numId="1005">
+    <w:abstractNumId w:val="995"/>
   </w:num>
 </w:numbering>
 </file>
@@ -896,6 +1054,15 @@
   <w:style w:default="1" w:styleId="Normal" w:type="paragraph">
     <w:name w:val="Normal"/>
     <w:qFormat/>
+    <w:pPr>
+      <w:widowControl/>
+      <w:spacing w:after="80" w:line="259" w:lineRule="auto"/>
+    </w:pPr>
+    <w:rPr>
+      <w:rFonts w:ascii="Calibri" w:hAnsi="Calibri"/>
+      <w:color w:val="000000"/>
+      <w:sz w:val="22"/>
+    </w:rPr>
   </w:style>
   <w:style w:styleId="BodyText" w:type="paragraph">
     <w:name w:val="Body Text"/>
@@ -903,22 +1070,43 @@
     <w:link w:val="BodyTextChar"/>
     <w:qFormat/>
     <w:pPr>
-      <w:spacing w:after="180" w:before="180"/>
-    </w:pPr>
+      <w:widowControl/>
+      <w:spacing w:after="80" w:before="180" w:line="259" w:lineRule="auto"/>
+    </w:pPr>
+    <w:rPr>
+      <w:rFonts w:ascii="Calibri" w:hAnsi="Calibri"/>
+      <w:color w:val="000000"/>
+      <w:sz w:val="22"/>
+    </w:rPr>
   </w:style>
   <w:style w:customStyle="1" w:styleId="FirstParagraph" w:type="paragraph">
     <w:name w:val="First Paragraph"/>
     <w:basedOn w:val="BodyText"/>
     <w:next w:val="BodyText"/>
     <w:qFormat/>
+    <w:pPr>
+      <w:widowControl/>
+      <w:spacing w:after="80" w:line="259" w:lineRule="auto"/>
+    </w:pPr>
+    <w:rPr>
+      <w:rFonts w:ascii="Calibri" w:hAnsi="Calibri"/>
+      <w:color w:val="000000"/>
+      <w:sz w:val="22"/>
+    </w:rPr>
   </w:style>
   <w:style w:customStyle="1" w:styleId="Compact" w:type="paragraph">
     <w:name w:val="Compact"/>
     <w:basedOn w:val="BodyText"/>
     <w:qFormat/>
     <w:pPr>
-      <w:spacing w:after="36" w:before="36"/>
-    </w:pPr>
+      <w:widowControl/>
+      <w:spacing w:after="80" w:before="36" w:line="259" w:lineRule="auto"/>
+    </w:pPr>
+    <w:rPr>
+      <w:rFonts w:ascii="Calibri" w:hAnsi="Calibri"/>
+      <w:color w:val="000000"/>
+      <w:sz w:val="22"/>
+    </w:rPr>
   </w:style>
   <w:style w:styleId="Title" w:type="paragraph">
     <w:name w:val="Title"/>
@@ -929,13 +1117,15 @@
     <w:qFormat/>
     <w:rsid w:val="00A10FD9"/>
     <w:pPr>
-      <w:spacing w:after="80" w:line="240" w:lineRule="auto"/>
+      <w:keepNext/>
+      <w:spacing w:after="120" w:line="240" w:lineRule="auto" w:before="240"/>
       <w:contextualSpacing/>
       <w:jc w:val="center"/>
     </w:pPr>
     <w:rPr>
-      <w:rFonts w:asciiTheme="majorHAnsi" w:cstheme="majorBidi" w:eastAsiaTheme="majorEastAsia" w:hAnsiTheme="majorHAnsi"/>
-      <w:sz w:val="56"/>
+      <w:rFonts w:asciiTheme="majorHAnsi" w:cstheme="majorBidi" w:eastAsiaTheme="majorEastAsia" w:hAnsiTheme="majorHAnsi" w:ascii="Calibri" w:hAnsi="Calibri"/>
+      <w:color w:val="000000"/>
+      <w:sz w:val="40"/>
       <w:szCs w:val="56"/>
     </w:rPr>
   </w:style>
@@ -1064,12 +1254,12 @@
     <w:pPr>
       <w:keepNext/>
       <w:keepLines/>
-      <w:spacing w:after="80" w:before="360"/>
+      <w:spacing w:after="120" w:before="240"/>
       <w:outlineLvl w:val="0"/>
     </w:pPr>
     <w:rPr>
-      <w:rFonts w:asciiTheme="majorHAnsi" w:cstheme="majorBidi" w:eastAsiaTheme="majorEastAsia" w:hAnsiTheme="majorHAnsi"/>
-      <w:color w:themeColor="accent1" w:themeShade="BF" w:val="0F4761"/>
+      <w:rFonts w:asciiTheme="majorHAnsi" w:cstheme="majorBidi" w:eastAsiaTheme="majorEastAsia" w:hAnsiTheme="majorHAnsi" w:ascii="Calibri" w:hAnsi="Calibri"/>
+      <w:color w:val="000000"/>
       <w:sz w:val="40"/>
       <w:szCs w:val="40"/>
     </w:rPr>
@@ -1087,13 +1277,13 @@
     <w:pPr>
       <w:keepNext/>
       <w:keepLines/>
-      <w:spacing w:after="80" w:before="160"/>
+      <w:spacing w:after="120" w:before="240"/>
       <w:outlineLvl w:val="1"/>
     </w:pPr>
     <w:rPr>
-      <w:rFonts w:asciiTheme="majorHAnsi" w:cstheme="majorBidi" w:eastAsiaTheme="majorEastAsia" w:hAnsiTheme="majorHAnsi"/>
-      <w:color w:themeColor="accent1" w:themeShade="BF" w:val="0F4761"/>
-      <w:sz w:val="32"/>
+      <w:rFonts w:asciiTheme="majorHAnsi" w:cstheme="majorBidi" w:eastAsiaTheme="majorEastAsia" w:hAnsiTheme="majorHAnsi" w:ascii="Calibri" w:hAnsi="Calibri"/>
+      <w:color w:val="000000"/>
+      <w:sz w:val="28"/>
       <w:szCs w:val="32"/>
     </w:rPr>
   </w:style>
@@ -1110,13 +1300,13 @@
     <w:pPr>
       <w:keepNext/>
       <w:keepLines/>
-      <w:spacing w:after="80" w:before="160"/>
+      <w:spacing w:after="120" w:before="240"/>
       <w:outlineLvl w:val="2"/>
     </w:pPr>
     <w:rPr>
-      <w:rFonts w:cstheme="majorBidi" w:eastAsiaTheme="majorEastAsia"/>
-      <w:color w:themeColor="accent1" w:themeShade="BF" w:val="0F4761"/>
-      <w:sz w:val="28"/>
+      <w:rFonts w:cstheme="majorBidi" w:eastAsiaTheme="majorEastAsia" w:ascii="Calibri" w:hAnsi="Calibri"/>
+      <w:color w:val="000000"/>
+      <w:sz w:val="24"/>
       <w:szCs w:val="28"/>
     </w:rPr>
   </w:style>
